--- a/submission/02_配套文档/docx/系统架构设计文档.docx
+++ b/submission/02_配套文档/docx/系统架构设计文档.docx
@@ -61,7 +61,7 @@
           <w:color w:val="666666"/>
           <w:sz w:val="21"/>
         </w:rPr>
-        <w:t>中国软件杯 A3 赛题 · 基于大模型的个性化资源生成与学习多智能体系统开发</w:t>
+        <w:t>2026 福建高校「火山杯」Agent 创新大赛 · 参赛作品</w:t>
       </w:r>
     </w:p>
     <w:p>
@@ -92,7 +92,7 @@
           <w:color w:val="1A1A2E"/>
           <w:sz w:val="21"/>
         </w:rPr>
-        <w:t>文档版本：v2.0    日期：2026-07-20</w:t>
+        <w:t>文档版本：v2.1    日期：2026-09-19</w:t>
       </w:r>
     </w:p>
     <w:p>
@@ -204,7 +204,7 @@
           <w:color w:val="666666"/>
           <w:sz w:val="20"/>
         </w:rPr>
-        <w:t>: 本文档描述的是 2026-07-04 时的架构快照。当前系统已升级至 10 节点 StateGraph（新增 Evidence Check + Quality Gate），35 路由模块，500+ 测试全绿。架构设计原则和 ADR 决策仍然有效。</w:t>
+        <w:t>: 本文档描述的是 2026-07-04 时的架构快照（历史文档，软件杯阶段的技术债务分析仍具参考价值）。当前系统已演进至 11 节点 StateGraph（新增 Triage + Evidence Check + Quality Gate）、43 路由模块、1133 项测试（915 passed / 207 skipped）。架构设计原则和 ADR 决策仍然有效。</w:t>
       </w:r>
     </w:p>
     <w:p>

--- a/submission/02_配套文档/docx/系统架构设计文档.docx
+++ b/submission/02_配套文档/docx/系统架构设计文档.docx
@@ -22618,7 +22618,7 @@
           <w:color w:val="999999"/>
           <w:sz w:val="17"/>
         </w:rPr>
-        <w:t>━ 本文档由 MARS-408 参赛团队编写，配套中国软件杯 A3 赛题提交 ━</w:t>
+        <w:t>━ 本文档由 MARS-408 参赛团队编写，2026 福建高校「火山杯」Agent 创新大赛参赛配套 ━</w:t>
       </w:r>
     </w:p>
     <w:sectPr>

--- a/submission/02_配套文档/docx/系统架构设计文档.docx
+++ b/submission/02_配套文档/docx/系统架构设计文档.docx
@@ -171,7 +171,7 @@
           <w:color w:val="666666"/>
           <w:sz w:val="20"/>
         </w:rPr>
-        <w:t xml:space="preserve">: 本文档描述的是 2026-07-04 时的架构快照（历史文档，早期赛事阶段的技术债务分析仍具参考价值）。当前系统已演进至 11 节点 StateGraph（新增 Triage + Evidence Check + Quality Gate）、244 个 API 操作（227 条路径，双挂载 </w:t>
+        <w:t xml:space="preserve">: 本文档描述的是 2026-07-04 时的架构快照（历史文档，早期赛事阶段的技术债务分析仍具参考价值）。当前系统已演进至 11 节点 StateGraph（新增 Triage + Evidence Check + Quality Gate）、245 个 API 操作（228 条路径，双挂载 </w:t>
       </w:r>
       <w:r>
         <w:rPr>
@@ -211,7 +211,7 @@
           <w:color w:val="666666"/>
           <w:sz w:val="20"/>
         </w:rPr>
-        <w:t>）、默认测试集 1389 项（1178 passed / 208 skipped / 3 xfailed / 0 failed）。架构设计原则和 ADR 决策仍然有效。</w:t>
+        <w:t>）、CI 默认档 1428 项（1389 passed / 38 skipped / 1 xfailed）。架构设计原则和 ADR 决策仍然有效。</w:t>
       </w:r>
     </w:p>
     <w:p>
@@ -501,7 +501,7 @@
           <w:color w:val="1A1A2E"/>
           <w:sz w:val="18"/>
         </w:rPr>
-        <w:t xml:space="preserve">    subgraph 路由层["🔌 API 路由层 (FastAPI · 244 operations / 227 paths)"]</w:t>
+        <w:t xml:space="preserve">    subgraph 路由层["🔌 API 路由层 (FastAPI · 245 operations / 228 paths)"]</w:t>
         <w:br/>
       </w:r>
       <w:r>
@@ -1334,7 +1334,7 @@
                 <w:color w:val="1A1A2E"/>
                 <w:sz w:val="18"/>
               </w:rPr>
-              <w:t>FastAPI · 244 operations / 227 paths</w:t>
+              <w:t>FastAPI · 245 operations / 228 paths</w:t>
             </w:r>
           </w:p>
         </w:tc>
@@ -2198,7 +2198,7 @@
           <w:color w:val="1A1A2E"/>
           <w:sz w:val="21"/>
         </w:rPr>
-        <w:t>芒得很职 是一个面向计算机 408 考研的个性化学习多智能体系统，当前处于"软件竞赛 Lite 版 → 大创真版"的双线演进阶段。系统已具备完整的 10-Agent LangGraph 流水线、FrugalRAG 检索增强、GoMARL 多智能体共识三大核心能力，但在架构层面存在循环依赖、全局单例、安全沙箱不足等技术债务，制约了从原型到生产系统的演进。</w:t>
+        <w:t>芒得很职 是一套基于多智能体底座的个性化学习与实训系统，当前以计算机 408 四科为已落地演示学科，并处于"软件竞赛 Lite 版 → 大创真版"的双线演进阶段。系统已具备完整的 10-Agent LangGraph 流水线、FrugalRAG 检索增强、GoMARL 多智能体共识三大核心能力，但在架构层面存在循环依赖、全局单例、安全沙箱不足等技术债务，制约了从原型到生产系统的演进。</w:t>
       </w:r>
     </w:p>
     <w:p>
@@ -2851,7 +2851,7 @@
           <w:color w:val="1A1A2E"/>
           <w:sz w:val="18"/>
         </w:rPr>
-        <w:t>Vue 3 SPA → FastAPI (244 operations / 227 paths) → LangGraph 10-Agent → Engines (FrugalRAG + GoMARL) → DB (Milvus/PG/Redis)</w:t>
+        <w:t>Vue 3 SPA → FastAPI (245 operations / 228 paths) → LangGraph 10-Agent → Engines (FrugalRAG + GoMARL) → DB (Milvus/PG/Redis)</w:t>
         <w:br/>
       </w:r>
     </w:p>
@@ -2963,7 +2963,7 @@
           <w:color w:val="1A1A2E"/>
           <w:sz w:val="21"/>
         </w:rPr>
-        <w:t>• 500+ 测试全绿 → 默认测试集 1389 项，1178 passed / 208 skipped / 3 xfailed / 0 failed</w:t>
+        <w:t>• 500+ 测试全绿 → 默认测试集 1428 项，CI 默认档 1389 passed / 38 skipped / 1 xfailed</w:t>
       </w:r>
     </w:p>
     <w:p>

--- a/submission/02_配套文档/docx/系统架构设计文档.docx
+++ b/submission/02_配套文档/docx/系统架构设计文档.docx
@@ -171,7 +171,7 @@
           <w:color w:val="666666"/>
           <w:sz w:val="20"/>
         </w:rPr>
-        <w:t xml:space="preserve">: 本文档描述的是 2026-07-04 时的架构快照（历史文档，早期赛事阶段的技术债务分析仍具参考价值）。当前系统已演进至 11 节点 StateGraph（新增 Triage + Evidence Check + Quality Gate）、245 个 API 操作（228 条路径，双挂载 </w:t>
+        <w:t xml:space="preserve">: 本文档描述的是 2026-07-04 时的架构快照（历史文档，早期赛事阶段的技术债务分析仍具参考价值）。当前系统已演进至 11 节点 StateGraph（新增 Triage + Evidence Check + Quality Gate）、245 个 API 操作（243 条路径，双挂载 </w:t>
       </w:r>
       <w:r>
         <w:rPr>
@@ -211,7 +211,7 @@
           <w:color w:val="666666"/>
           <w:sz w:val="20"/>
         </w:rPr>
-        <w:t>）、CI 默认档 1428 项（1389 passed / 38 skipped / 1 xfailed）。架构设计原则和 ADR 决策仍然有效。</w:t>
+        <w:t>）、CI 默认档 1732 项（1693 passed / 38 skipped / 1 xfailed）。架构设计原则和 ADR 决策仍然有效。</w:t>
       </w:r>
     </w:p>
     <w:p>
@@ -2963,7 +2963,7 @@
           <w:color w:val="1A1A2E"/>
           <w:sz w:val="21"/>
         </w:rPr>
-        <w:t>• 500+ 测试全绿 → 默认测试集 1428 项，CI 默认档 1389 passed / 38 skipped / 1 xfailed</w:t>
+        <w:t>• 500+ 测试全绿 → 默认测试集 1732 项，CI 默认档 1693 passed / 38 skipped / 1 xfailed</w:t>
       </w:r>
     </w:p>
     <w:p>

--- a/submission/02_配套文档/docx/系统架构设计文档.docx
+++ b/submission/02_配套文档/docx/系统架构设计文档.docx
@@ -970,7 +970,7 @@
           <w:color w:val="1A1A2E"/>
           <w:sz w:val="18"/>
         </w:rPr>
-        <w:t xml:space="preserve">    subgraph LLM层["🧠 三通道 LLM 容灾"]</w:t>
+        <w:t xml:space="preserve">    subgraph LLM层["🧠 四通道 LLM 容灾"]</w:t>
         <w:br/>
       </w:r>
       <w:r>
@@ -1003,7 +1003,7 @@
           <w:color w:val="1A1A2E"/>
           <w:sz w:val="18"/>
         </w:rPr>
-        <w:t xml:space="preserve">        QW[Qwen2.5&lt;br/&gt;第三优先级]</w:t>
+        <w:t xml:space="preserve">        QW[Qwen&lt;br/&gt;第三优先级]</w:t>
         <w:br/>
       </w:r>
       <w:r>
@@ -1582,7 +1582,7 @@
                 <w:color w:val="1A1A2E"/>
                 <w:sz w:val="18"/>
               </w:rPr>
-              <w:t>讯飞星火X2 / DeepSeek / Qwen2.5</w:t>
+              <w:t>讯飞星火X2 / DeepSeek / Qwen / 智谱GLM</w:t>
             </w:r>
           </w:p>
         </w:tc>
@@ -1602,7 +1602,7 @@
                 <w:color w:val="1A1A2E"/>
                 <w:sz w:val="18"/>
               </w:rPr>
-              <w:t>三通道自动容灾路由</w:t>
+              <w:t>四通道自动容灾路由</w:t>
             </w:r>
           </w:p>
         </w:tc>
@@ -1714,7 +1714,7 @@
           <w:color w:val="1A1A2E"/>
           <w:sz w:val="18"/>
         </w:rPr>
-        <w:t xml:space="preserve">    participant LLM as LLM三通道</w:t>
+        <w:t xml:space="preserve">    participant LLM as LLM四通道</w:t>
         <w:br/>
       </w:r>
       <w:r>
@@ -2931,7 +2931,7 @@
           <w:color w:val="1A1A2E"/>
           <w:sz w:val="21"/>
         </w:rPr>
-        <w:t>• LLM 三通道路由（讯飞星火 X2 → DeepSeek → Qwen 自动降级）</w:t>
+        <w:t>• LLM 四通道路由（讯飞星火 X2 → DeepSeek → Qwen → 智谱 GLM 自动降级）</w:t>
       </w:r>
     </w:p>
     <w:p>
@@ -6790,7 +6790,7 @@
           <w:color w:val="1A1A2E"/>
           <w:sz w:val="21"/>
         </w:rPr>
-        <w:t>• 三通道自动降级（讯飞星火 X2 → DeepSeek → Qwen）</w:t>
+        <w:t>• 四通道自动降级（讯飞星火 X2 → DeepSeek → Qwen → 智谱 GLM）</w:t>
       </w:r>
     </w:p>
     <w:p>
@@ -19786,7 +19786,7 @@
                 <w:color w:val="1A1A2E"/>
                 <w:sz w:val="18"/>
               </w:rPr>
-              <w:t>三通道路由 + Redis 缓存 + 降级策略</w:t>
+              <w:t>四通道路由 + Redis 缓存 + 降级策略</w:t>
             </w:r>
           </w:p>
         </w:tc>

--- a/submission/02_配套文档/docx/系统架构设计文档.docx
+++ b/submission/02_配套文档/docx/系统架构设计文档.docx
@@ -211,7 +211,7 @@
           <w:color w:val="666666"/>
           <w:sz w:val="20"/>
         </w:rPr>
-        <w:t>）、CI 默认档 1732 项（1693 passed / 38 skipped / 1 xfailed）。架构设计原则和 ADR 决策仍然有效。</w:t>
+        <w:t>）、CI 默认档 1776 项（1737 passed / 38 skipped / 1 xfailed）。架构设计原则和 ADR 决策仍然有效。</w:t>
       </w:r>
     </w:p>
     <w:p>
@@ -2963,7 +2963,7 @@
           <w:color w:val="1A1A2E"/>
           <w:sz w:val="21"/>
         </w:rPr>
-        <w:t>• 500+ 测试全绿 → 默认测试集 1732 项，CI 默认档 1693 passed / 38 skipped / 1 xfailed</w:t>
+        <w:t>• 500+ 测试全绿 → 默认测试集 1776 项，CI 默认档 1737 passed / 38 skipped / 1 xfailed</w:t>
       </w:r>
     </w:p>
     <w:p>
